--- a/docs/metodologia_ownership_landscape.docx
+++ b/docs/metodologia_ownership_landscape.docx
@@ -2,7 +2,7 @@
 <file path=word/document.xml><?xml version="1.0" encoding="utf-8"?>
 <w:document xmlns:w="http://schemas.openxmlformats.org/wordprocessingml/2006/main" xmlns:m="http://schemas.openxmlformats.org/officeDocument/2006/math" xmlns:r="http://schemas.openxmlformats.org/officeDocument/2006/relationships" xmlns:o="urn:schemas-microsoft-com:office:office" xmlns:v="urn:schemas-microsoft-com:vml" xmlns:w10="urn:schemas-microsoft-com:office:word" xmlns:a="http://schemas.openxmlformats.org/drawingml/2006/main" xmlns:pic="http://schemas.openxmlformats.org/drawingml/2006/picture" xmlns:wp="http://schemas.openxmlformats.org/drawingml/2006/wordprocessingDrawing">
   <w:body>
-    <w:bookmarkStart w:id="55" w:name="Xb303cbfc8eea33172418c47c8fc7d127980dc80"/>
+    <w:bookmarkStart w:id="58" w:name="Xb303cbfc8eea33172418c47c8fc7d127980dc80"/>
     <w:p>
       <w:pPr>
         <w:pStyle w:val="Heading1"/>
@@ -1439,7 +1439,7 @@
     </w:p>
     <w:bookmarkEnd w:id="30"/>
     <w:bookmarkEnd w:id="31"/>
-    <w:bookmarkStart w:id="37" w:name="construcción-del-ownership-landscape-ol"/>
+    <w:bookmarkStart w:id="38" w:name="construcción-del-ownership-landscape-ol"/>
     <w:p>
       <w:pPr>
         <w:pStyle w:val="Heading2"/>
@@ -2217,6 +2217,253 @@
         <w:t xml:space="preserve">Configurational Structure of the Ownership Landscape by League (2024 Season)</w:t>
       </w:r>
     </w:p>
+    <w:bookmarkEnd w:id="36"/>
+    <w:bookmarkStart w:id="37" w:name="X45b37ebef3aacb1f23d59eadb4c269f43857fdd"/>
+    <w:p>
+      <w:pPr>
+        <w:pStyle w:val="Heading3"/>
+      </w:pPr>
+      <w:r>
+        <w:t xml:space="preserve">Análisis Configuracional de los Perfiles (Snapshot 2024)</w:t>
+      </w:r>
+    </w:p>
+    <w:p>
+      <w:pPr>
+        <w:pStyle w:val="FirstParagraph"/>
+      </w:pPr>
+      <w:r>
+        <w:t xml:space="preserve">La composición detallada de la propiedad al cierre de la temporada 2024-2025 devela tres configuraciones estructurales diferenciadas en el fútbol europeo:</w:t>
+      </w:r>
+      <w:r>
+        <w:t xml:space="preserve"> </w:t>
+      </w:r>
+      <w:r>
+        <w:t xml:space="preserve">1.</w:t>
+      </w:r>
+      <w:r>
+        <w:t xml:space="preserve"> </w:t>
+      </w:r>
+      <w:r>
+        <w:rPr>
+          <w:b/>
+          <w:bCs/>
+        </w:rPr>
+        <w:t xml:space="preserve">El Modelo Tradicional-Asociativo (Alemania)</w:t>
+      </w:r>
+      <w:r>
+        <w:t xml:space="preserve">: La Bundesliga exhibe una homogeneidad estructural excepcional dominada por el modelo democrático de socios (</w:t>
+      </w:r>
+      <w:r>
+        <w:rPr>
+          <w:rStyle w:val="VerbatimChar"/>
+        </w:rPr>
+        <w:t xml:space="preserve">member-owned</w:t>
+      </w:r>
+      <w:r>
+        <w:t xml:space="preserve">,</w:t>
+      </w:r>
+      <w:r>
+        <w:t xml:space="preserve"> </w:t>
+      </w:r>
+      <m:oMath>
+        <m:r>
+          <m:t>66.7</m:t>
+        </m:r>
+        <m:r>
+          <m:rPr>
+            <m:sty m:val="p"/>
+          </m:rPr>
+          <m:t>%</m:t>
+        </m:r>
+      </m:oMath>
+      <w:r>
+        <w:t xml:space="preserve">), blindado por la regla regulatoria del</w:t>
+      </w:r>
+      <w:r>
+        <w:t xml:space="preserve"> </w:t>
+      </w:r>
+      <w:r>
+        <w:t xml:space="preserve">“50+1”</w:t>
+      </w:r>
+      <w:r>
+        <w:t xml:space="preserve">. Es el único entorno donde la multipropiedad transnacional y los fondos de inversión carecen de penetración significativa.</w:t>
+      </w:r>
+      <w:r>
+        <w:t xml:space="preserve"> </w:t>
+      </w:r>
+      <w:r>
+        <w:t xml:space="preserve">2.</w:t>
+      </w:r>
+      <w:r>
+        <w:t xml:space="preserve"> </w:t>
+      </w:r>
+      <w:r>
+        <w:rPr>
+          <w:b/>
+          <w:bCs/>
+        </w:rPr>
+        <w:t xml:space="preserve">El Ecosistema Global y Financiarizado (Inglaterra)</w:t>
+      </w:r>
+      <w:r>
+        <w:t xml:space="preserve">: La Premier League representa el extremo opuesto, con una penetración masiva de multipropiedad corporativa (</w:t>
+      </w:r>
+      <w:r>
+        <w:rPr>
+          <w:rStyle w:val="VerbatimChar"/>
+        </w:rPr>
+        <w:t xml:space="preserve">corporate-MCO</w:t>
+      </w:r>
+      <w:r>
+        <w:t xml:space="preserve">,</w:t>
+      </w:r>
+      <w:r>
+        <w:t xml:space="preserve"> </w:t>
+      </w:r>
+      <m:oMath>
+        <m:r>
+          <m:t>30</m:t>
+        </m:r>
+        <m:r>
+          <m:rPr>
+            <m:sty m:val="p"/>
+          </m:rPr>
+          <m:t>%</m:t>
+        </m:r>
+      </m:oMath>
+      <w:r>
+        <w:t xml:space="preserve">) y capital privado extranjero (</w:t>
+      </w:r>
+      <w:r>
+        <w:rPr>
+          <w:rStyle w:val="VerbatimChar"/>
+        </w:rPr>
+        <w:t xml:space="preserve">foreign private</w:t>
+      </w:r>
+      <w:r>
+        <w:t xml:space="preserve">,</w:t>
+      </w:r>
+      <w:r>
+        <w:t xml:space="preserve"> </w:t>
+      </w:r>
+      <m:oMath>
+        <m:r>
+          <m:t>25</m:t>
+        </m:r>
+        <m:r>
+          <m:rPr>
+            <m:sty m:val="p"/>
+          </m:rPr>
+          <m:t>%</m:t>
+        </m:r>
+      </m:oMath>
+      <w:r>
+        <w:t xml:space="preserve">). La tasa de MCO alcanza un récord del</w:t>
+      </w:r>
+      <w:r>
+        <w:t xml:space="preserve"> </w:t>
+      </w:r>
+      <m:oMath>
+        <m:r>
+          <m:t>65.0</m:t>
+        </m:r>
+        <m:r>
+          <m:rPr>
+            <m:sty m:val="p"/>
+          </m:rPr>
+          <m:t>%</m:t>
+        </m:r>
+      </m:oMath>
+      <w:r>
+        <w:t xml:space="preserve"> </w:t>
+      </w:r>
+      <w:r>
+        <w:t xml:space="preserve">(13 de 20 clubes), evidenciando la colonización de la liga por redes transnacionales y vehículos de capital de riesgo.</w:t>
+      </w:r>
+      <w:r>
+        <w:t xml:space="preserve"> </w:t>
+      </w:r>
+      <w:r>
+        <w:t xml:space="preserve">3.</w:t>
+      </w:r>
+      <w:r>
+        <w:t xml:space="preserve"> </w:t>
+      </w:r>
+      <w:r>
+        <w:rPr>
+          <w:b/>
+          <w:bCs/>
+        </w:rPr>
+        <w:t xml:space="preserve">Los Paisajes Híbridos y de Transición (España, Italia y Francia)</w:t>
+      </w:r>
+      <w:r>
+        <w:t xml:space="preserve">: LaLiga española muestra una convivencia equilibrada de lógicas donde coexisten clubes democráticos (</w:t>
+      </w:r>
+      <m:oMath>
+        <m:r>
+          <m:t>20</m:t>
+        </m:r>
+        <m:r>
+          <m:rPr>
+            <m:sty m:val="p"/>
+          </m:rPr>
+          <m:t>%</m:t>
+        </m:r>
+      </m:oMath>
+      <w:r>
+        <w:t xml:space="preserve">), propiedad privada nacional (</w:t>
+      </w:r>
+      <m:oMath>
+        <m:r>
+          <m:t>25</m:t>
+        </m:r>
+        <m:r>
+          <m:rPr>
+            <m:sty m:val="p"/>
+          </m:rPr>
+          <m:t>%</m:t>
+        </m:r>
+      </m:oMath>
+      <w:r>
+        <w:t xml:space="preserve">), capital extranjero (</w:t>
+      </w:r>
+      <m:oMath>
+        <m:r>
+          <m:t>15</m:t>
+        </m:r>
+        <m:r>
+          <m:rPr>
+            <m:sty m:val="p"/>
+          </m:rPr>
+          <m:t>%</m:t>
+        </m:r>
+      </m:oMath>
+      <w:r>
+        <w:t xml:space="preserve">) e híbrido (</w:t>
+      </w:r>
+      <m:oMath>
+        <m:r>
+          <m:t>15</m:t>
+        </m:r>
+        <m:r>
+          <m:rPr>
+            <m:sty m:val="p"/>
+          </m:rPr>
+          <m:t>%</m:t>
+        </m:r>
+      </m:oMath>
+      <w:r>
+        <w:t xml:space="preserve">). Por su parte, la Serie A italiana y la Ligue 1 francesa muestran una fragmentación extrema marcada por la progresiva retirada de las familias locales tradicionales ante la entrada de fondos de inversión (</w:t>
+      </w:r>
+      <w:r>
+        <w:rPr>
+          <w:rStyle w:val="VerbatimChar"/>
+        </w:rPr>
+        <w:t xml:space="preserve">investment fund</w:t>
+      </w:r>
+      <w:r>
+        <w:t xml:space="preserve">, como en AC Milan o Inter) y redes de MCO.</w:t>
+      </w:r>
+    </w:p>
     <w:p>
       <w:r>
         <w:pict>
@@ -2224,9 +2471,9 @@
         </w:pict>
       </w:r>
     </w:p>
-    <w:bookmarkEnd w:id="36"/>
     <w:bookmarkEnd w:id="37"/>
-    <w:bookmarkStart w:id="45" w:name="X14bd6835f1275dfb3a789bfe2882aa7b2a4ca70"/>
+    <w:bookmarkEnd w:id="38"/>
+    <w:bookmarkStart w:id="47" w:name="X14bd6835f1275dfb3a789bfe2882aa7b2a4ca70"/>
     <w:p>
       <w:pPr>
         <w:pStyle w:val="Heading2"/>
@@ -2256,7 +2503,7 @@
         <w:t xml:space="preserve">.</w:t>
       </w:r>
     </w:p>
-    <w:bookmarkStart w:id="38" w:name="entropía-de-shannon"/>
+    <w:bookmarkStart w:id="39" w:name="entropía-de-shannon"/>
     <w:p>
       <w:pPr>
         <w:pStyle w:val="Heading3"/>
@@ -2664,8 +2911,8 @@
         <w:t xml:space="preserve">representa el equilibrio perfecto (un reparto idéntico de clubes entre todas las categorías de propiedad). Dado que el catálogo de categorías es constante para todas las observaciones del panel, el indicador es directamente comparable entre las ligas.</w:t>
       </w:r>
     </w:p>
-    <w:bookmarkEnd w:id="38"/>
-    <w:bookmarkStart w:id="39" w:name="índice-herfindahl-hirschman-hhi"/>
+    <w:bookmarkEnd w:id="39"/>
+    <w:bookmarkStart w:id="40" w:name="índice-herfindahl-hirschman-hhi"/>
     <w:p>
       <w:pPr>
         <w:pStyle w:val="Heading3"/>
@@ -2870,8 +3117,8 @@
         <w:t xml:space="preserve">. Un valor alto de HHI denota alta concentración (un modelo predomina claramente), mientras que valores bajos indican un paisaje fragmentado.</w:t>
       </w:r>
     </w:p>
-    <w:bookmarkEnd w:id="39"/>
-    <w:bookmarkStart w:id="40" w:name="relación-no-equivalente"/>
+    <w:bookmarkEnd w:id="40"/>
+    <w:bookmarkStart w:id="41" w:name="relación-no-equivalente"/>
     <w:p>
       <w:pPr>
         <w:pStyle w:val="Heading3"/>
@@ -2963,8 +3210,8 @@
         <w:t xml:space="preserve">Por lo tanto, la evolución de ambos indicadores no es simétrica ante cambios en modelos minoritarios, aportando información complementaria para el análisis estructural.</w:t>
       </w:r>
     </w:p>
-    <w:bookmarkEnd w:id="40"/>
-    <w:bookmarkStart w:id="44" w:name="Xc6720768b4dff71506050ed2f419c3b51678bac"/>
+    <w:bookmarkEnd w:id="41"/>
+    <w:bookmarkStart w:id="45" w:name="Xc6720768b4dff71506050ed2f419c3b51678bac"/>
     <w:p>
       <w:pPr>
         <w:pStyle w:val="Heading3"/>
@@ -3054,18 +3301,18 @@
           <wp:inline>
             <wp:extent cx="5334000" cy="1534460"/>
             <wp:effectExtent b="0" l="0" r="0" t="0"/>
-            <wp:docPr descr="Evolution of Ownership Diversity, Concentration, and Multi-Club Ownership (2019-2024)" title="" id="42" name="Picture"/>
+            <wp:docPr descr="Evolution of Ownership Diversity, Concentration, and Multi-Club Ownership (2019-2024)" title="" id="43" name="Picture"/>
             <a:graphic>
               <a:graphicData uri="http://schemas.openxmlformats.org/drawingml/2006/picture">
                 <pic:pic>
                   <pic:nvPicPr>
-                    <pic:cNvPr descr="../images/temporal_indices.png" id="43" name="Picture"/>
+                    <pic:cNvPr descr="../images/temporal_indices.png" id="44" name="Picture"/>
                     <pic:cNvPicPr>
                       <a:picLocks noChangeArrowheads="1" noChangeAspect="1"/>
                     </pic:cNvPicPr>
                   </pic:nvPicPr>
                   <pic:blipFill>
-                    <a:blip r:embed="rId41"/>
+                    <a:blip r:embed="rId42"/>
                     <a:stretch>
                       <a:fillRect/>
                     </a:stretch>
@@ -3100,6 +3347,296 @@
         <w:t xml:space="preserve">Evolution of Ownership Diversity, Concentration, and Multi-Club Ownership (2019-2024)</w:t>
       </w:r>
     </w:p>
+    <w:bookmarkEnd w:id="45"/>
+    <w:bookmarkStart w:id="46" w:name="X7b5ccfe7218c3f250afb868380787ad90714999"/>
+    <w:p>
+      <w:pPr>
+        <w:pStyle w:val="Heading3"/>
+      </w:pPr>
+      <w:r>
+        <w:t xml:space="preserve">Trayectorias de Diversidad y Concentración (2019-2024)</w:t>
+      </w:r>
+    </w:p>
+    <w:p>
+      <w:pPr>
+        <w:pStyle w:val="FirstParagraph"/>
+      </w:pPr>
+      <w:r>
+        <w:t xml:space="preserve">La evolución longitudinal de las métricas de diversidad (</w:t>
+      </w:r>
+      <m:oMath>
+        <m:r>
+          <m:t>H</m:t>
+        </m:r>
+      </m:oMath>
+      <w:r>
+        <w:t xml:space="preserve">) y concentración (</w:t>
+      </w:r>
+      <m:oMath>
+        <m:r>
+          <m:t>H</m:t>
+        </m:r>
+        <m:r>
+          <m:t>H</m:t>
+        </m:r>
+        <m:r>
+          <m:t>I</m:t>
+        </m:r>
+      </m:oMath>
+      <w:r>
+        <w:t xml:space="preserve">) durante las últimas seis temporadas ratifica tres dinámicas de cambio:</w:t>
+      </w:r>
+      <w:r>
+        <w:t xml:space="preserve"> </w:t>
+      </w:r>
+      <w:r>
+        <w:t xml:space="preserve">*</w:t>
+      </w:r>
+      <w:r>
+        <w:t xml:space="preserve"> </w:t>
+      </w:r>
+      <w:r>
+        <w:rPr>
+          <w:b/>
+          <w:bCs/>
+        </w:rPr>
+        <w:t xml:space="preserve">La Simetría de los Indicadores (El Espejo Matemático)</w:t>
+      </w:r>
+      <w:r>
+        <w:t xml:space="preserve">: Los paneles longitudinales muestran curvas perfectamente invertidas entre la Entropía y el HHI. La Bundesliga se mantiene inmóvil en el extremo inferior de diversidad (Entropía</w:t>
+      </w:r>
+      <w:r>
+        <w:t xml:space="preserve"> </w:t>
+      </w:r>
+      <m:oMath>
+        <m:r>
+          <m:rPr>
+            <m:sty m:val="p"/>
+          </m:rPr>
+          <m:t>≈</m:t>
+        </m:r>
+        <m:r>
+          <m:t>1.05</m:t>
+        </m:r>
+      </m:oMath>
+      <w:r>
+        <w:t xml:space="preserve">) y superior de concentración (HHI</w:t>
+      </w:r>
+      <w:r>
+        <w:t xml:space="preserve"> </w:t>
+      </w:r>
+      <m:oMath>
+        <m:r>
+          <m:rPr>
+            <m:sty m:val="p"/>
+          </m:rPr>
+          <m:t>≈</m:t>
+        </m:r>
+        <m:r>
+          <m:t>0.48</m:t>
+        </m:r>
+      </m:oMath>
+      <w:r>
+        <w:t xml:space="preserve">), mientras que LaLiga y la Premier League lideran de forma constante el índice de diversidad (Entropía</w:t>
+      </w:r>
+      <w:r>
+        <w:t xml:space="preserve"> </w:t>
+      </w:r>
+      <m:oMath>
+        <m:r>
+          <m:rPr>
+            <m:sty m:val="p"/>
+          </m:rPr>
+          <m:t>&gt;</m:t>
+        </m:r>
+        <m:r>
+          <m:t>1.70</m:t>
+        </m:r>
+      </m:oMath>
+      <w:r>
+        <w:t xml:space="preserve">, HHI</w:t>
+      </w:r>
+      <w:r>
+        <w:t xml:space="preserve"> </w:t>
+      </w:r>
+      <m:oMath>
+        <m:r>
+          <m:rPr>
+            <m:sty m:val="p"/>
+          </m:rPr>
+          <m:t>&lt;</m:t>
+        </m:r>
+        <m:r>
+          <m:t>0.19</m:t>
+        </m:r>
+      </m:oMath>
+      <w:r>
+        <w:t xml:space="preserve">).</w:t>
+      </w:r>
+      <w:r>
+        <w:t xml:space="preserve"> </w:t>
+      </w:r>
+      <w:r>
+        <w:t xml:space="preserve">*</w:t>
+      </w:r>
+      <w:r>
+        <w:t xml:space="preserve"> </w:t>
+      </w:r>
+      <w:r>
+        <w:rPr>
+          <w:b/>
+          <w:bCs/>
+        </w:rPr>
+        <w:t xml:space="preserve">La Volatilidad de la Serie A y Ligue 1</w:t>
+      </w:r>
+      <w:r>
+        <w:t xml:space="preserve">: Ambos entornos exhiben las mayores oscilaciones anuales. En la Serie A, la abrupta caída de la entropía hasta un mínimo de</w:t>
+      </w:r>
+      <w:r>
+        <w:t xml:space="preserve"> </w:t>
+      </w:r>
+      <m:oMath>
+        <m:r>
+          <m:t>1.290</m:t>
+        </m:r>
+      </m:oMath>
+      <w:r>
+        <w:t xml:space="preserve"> </w:t>
+      </w:r>
+      <w:r>
+        <w:t xml:space="preserve">en 2023 refleja el proceso de colonización financiera del fútbol italiano, donde los fondos de inversión extranjeros y consorcios internacionales absorbieron y concentraron el control de los clubes históricos.</w:t>
+      </w:r>
+      <w:r>
+        <w:t xml:space="preserve"> </w:t>
+      </w:r>
+      <w:r>
+        <w:t xml:space="preserve">*</w:t>
+      </w:r>
+      <w:r>
+        <w:t xml:space="preserve"> </w:t>
+      </w:r>
+      <w:r>
+        <w:rPr>
+          <w:b/>
+          <w:bCs/>
+        </w:rPr>
+        <w:t xml:space="preserve">La Expansión de la Multipropiedad (MCO)</w:t>
+      </w:r>
+      <w:r>
+        <w:t xml:space="preserve">: La tasa de MCO (panel derecho) es un fenómeno global al alza. oscila en niveles muy altos (entre el</w:t>
+      </w:r>
+      <w:r>
+        <w:t xml:space="preserve"> </w:t>
+      </w:r>
+      <m:oMath>
+        <m:r>
+          <m:t>60</m:t>
+        </m:r>
+        <m:r>
+          <m:rPr>
+            <m:sty m:val="p"/>
+          </m:rPr>
+          <m:t>%</m:t>
+        </m:r>
+      </m:oMath>
+      <w:r>
+        <w:t xml:space="preserve"> </w:t>
+      </w:r>
+      <w:r>
+        <w:t xml:space="preserve">y el</w:t>
+      </w:r>
+      <w:r>
+        <w:t xml:space="preserve"> </w:t>
+      </w:r>
+      <m:oMath>
+        <m:r>
+          <m:t>70</m:t>
+        </m:r>
+        <m:r>
+          <m:rPr>
+            <m:sty m:val="p"/>
+          </m:rPr>
+          <m:t>%</m:t>
+        </m:r>
+      </m:oMath>
+      <w:r>
+        <w:t xml:space="preserve">) en la Premier League, cerrando en el</w:t>
+      </w:r>
+      <w:r>
+        <w:t xml:space="preserve"> </w:t>
+      </w:r>
+      <m:oMath>
+        <m:r>
+          <m:t>65</m:t>
+        </m:r>
+        <m:r>
+          <m:rPr>
+            <m:sty m:val="p"/>
+          </m:rPr>
+          <m:t>%</m:t>
+        </m:r>
+      </m:oMath>
+      <w:r>
+        <w:t xml:space="preserve"> </w:t>
+      </w:r>
+      <w:r>
+        <w:t xml:space="preserve">en 2024, alcanza el</w:t>
+      </w:r>
+      <w:r>
+        <w:t xml:space="preserve"> </w:t>
+      </w:r>
+      <m:oMath>
+        <m:r>
+          <m:t>30</m:t>
+        </m:r>
+        <m:r>
+          <m:rPr>
+            <m:sty m:val="p"/>
+          </m:rPr>
+          <m:t>%</m:t>
+        </m:r>
+      </m:oMath>
+      <w:r>
+        <w:t xml:space="preserve"> </w:t>
+      </w:r>
+      <w:r>
+        <w:t xml:space="preserve">en la Serie A y el</w:t>
+      </w:r>
+      <w:r>
+        <w:t xml:space="preserve"> </w:t>
+      </w:r>
+      <m:oMath>
+        <m:r>
+          <m:t>27.8</m:t>
+        </m:r>
+        <m:r>
+          <m:rPr>
+            <m:sty m:val="p"/>
+          </m:rPr>
+          <m:t>%</m:t>
+        </m:r>
+      </m:oMath>
+      <w:r>
+        <w:t xml:space="preserve"> </w:t>
+      </w:r>
+      <w:r>
+        <w:t xml:space="preserve">en la Ligue 1. La Bundesliga permanece inalterada en su nivel mínimo (</w:t>
+      </w:r>
+      <m:oMath>
+        <m:r>
+          <m:t>5.6</m:t>
+        </m:r>
+        <m:r>
+          <m:rPr>
+            <m:sty m:val="p"/>
+          </m:rPr>
+          <m:t>%</m:t>
+        </m:r>
+      </m:oMath>
+      <w:r>
+        <w:t xml:space="preserve">), actuando como una anomalía regulatoria en el continente.</w:t>
+      </w:r>
+    </w:p>
     <w:p>
       <w:r>
         <w:pict>
@@ -3107,9 +3644,9 @@
         </w:pict>
       </w:r>
     </w:p>
-    <w:bookmarkEnd w:id="44"/>
-    <w:bookmarkEnd w:id="45"/>
-    <w:bookmarkStart w:id="51" w:name="análisis-de-componentes-principales-pca"/>
+    <w:bookmarkEnd w:id="46"/>
+    <w:bookmarkEnd w:id="47"/>
+    <w:bookmarkStart w:id="54" w:name="análisis-de-componentes-principales-pca"/>
     <w:p>
       <w:pPr>
         <w:pStyle w:val="Heading2"/>
@@ -3143,7 +3680,7 @@
         <w:t xml:space="preserve">y representar en un plano bidimensional las diferencias configuracionales de las 30 observaciones liga-temporada.</w:t>
       </w:r>
     </w:p>
-    <w:bookmarkStart w:id="49" w:name="parámetros-del-pca-convencional"/>
+    <w:bookmarkStart w:id="51" w:name="parámetros-del-pca-convencional"/>
     <w:p>
       <w:pPr>
         <w:pStyle w:val="Heading3"/>
@@ -3628,18 +4165,18 @@
           <wp:inline>
             <wp:extent cx="5334000" cy="3615437"/>
             <wp:effectExtent b="0" l="0" r="0" t="0"/>
-            <wp:docPr descr="Historical Configurational Trajectories of Ownership Landscapes (PCA 2019-2024)" title="" id="47" name="Picture"/>
+            <wp:docPr descr="Historical Configurational Trajectories of Ownership Landscapes (PCA 2019-2024)" title="" id="49" name="Picture"/>
             <a:graphic>
               <a:graphicData uri="http://schemas.openxmlformats.org/drawingml/2006/picture">
                 <pic:pic>
                   <pic:nvPicPr>
-                    <pic:cNvPr descr="../images/pca_trajectories.png" id="48" name="Picture"/>
+                    <pic:cNvPr descr="../images/pca_trajectories.png" id="50" name="Picture"/>
                     <pic:cNvPicPr>
                       <a:picLocks noChangeArrowheads="1" noChangeAspect="1"/>
                     </pic:cNvPicPr>
                   </pic:nvPicPr>
                   <pic:blipFill>
-                    <a:blip r:embed="rId46"/>
+                    <a:blip r:embed="rId48"/>
                     <a:stretch>
                       <a:fillRect/>
                     </a:stretch>
@@ -3674,8 +4211,188 @@
         <w:t xml:space="preserve">Historical Configurational Trajectories of Ownership Landscapes (PCA 2019-2024)</w:t>
       </w:r>
     </w:p>
-    <w:bookmarkEnd w:id="49"/>
-    <w:bookmarkStart w:id="50" w:name="Xedb0e3c93c0cfaced78069ee5af315d957f7136"/>
+    <w:bookmarkEnd w:id="51"/>
+    <w:bookmarkStart w:id="52" w:name="Xf039604a9a733b432f3d36507375b2667fefe7e"/>
+    <w:p>
+      <w:pPr>
+        <w:pStyle w:val="Heading3"/>
+      </w:pPr>
+      <w:r>
+        <w:t xml:space="preserve">Interpretación de los Cuadrantes y Trayectorias del PCA</w:t>
+      </w:r>
+    </w:p>
+    <w:p>
+      <w:pPr>
+        <w:pStyle w:val="FirstParagraph"/>
+      </w:pPr>
+      <w:r>
+        <w:t xml:space="preserve">La proyección bidimensional de las 30 observaciones liga-temporada devela la existencia de senderos evolutivos dependientes de la trayectoria (</w:t>
+      </w:r>
+      <w:r>
+        <w:rPr>
+          <w:i/>
+          <w:iCs/>
+        </w:rPr>
+        <w:t xml:space="preserve">path dependency</w:t>
+      </w:r>
+      <w:r>
+        <w:t xml:space="preserve">) y tipifica los entornos competitivos:</w:t>
+      </w:r>
+      <w:r>
+        <w:t xml:space="preserve"> </w:t>
+      </w:r>
+      <w:r>
+        <w:t xml:space="preserve">*</w:t>
+      </w:r>
+      <w:r>
+        <w:t xml:space="preserve"> </w:t>
+      </w:r>
+      <w:r>
+        <w:rPr>
+          <w:b/>
+          <w:bCs/>
+        </w:rPr>
+        <w:t xml:space="preserve">Cuadrante III (Democrático y Tradicional Uniclub - Abajo a la Izquierda)</w:t>
+      </w:r>
+      <w:r>
+        <w:t xml:space="preserve">: La Bundesliga permanece inmóvil en este espacio (PC1</w:t>
+      </w:r>
+      <w:r>
+        <w:t xml:space="preserve"> </w:t>
+      </w:r>
+      <m:oMath>
+        <m:r>
+          <m:rPr>
+            <m:sty m:val="p"/>
+          </m:rPr>
+          <m:t>≈</m:t>
+        </m:r>
+        <m:r>
+          <m:rPr>
+            <m:sty m:val="p"/>
+          </m:rPr>
+          <m:t>−</m:t>
+        </m:r>
+        <m:r>
+          <m:t>3.3</m:t>
+        </m:r>
+      </m:oMath>
+      <w:r>
+        <w:t xml:space="preserve">). La regla 50+1 opera como un estabilizador institucional absoluto que impide que la liga se desplace hacia la financiarización o la multipropiedad transnacional.</w:t>
+      </w:r>
+      <w:r>
+        <w:t xml:space="preserve"> </w:t>
+      </w:r>
+      <w:r>
+        <w:t xml:space="preserve">*</w:t>
+      </w:r>
+      <w:r>
+        <w:t xml:space="preserve"> </w:t>
+      </w:r>
+      <w:r>
+        <w:rPr>
+          <w:b/>
+          <w:bCs/>
+        </w:rPr>
+        <w:t xml:space="preserve">Cuadrante IV (Privatización Comercial Uniclub - Abajo a la Derecha)</w:t>
+      </w:r>
+      <w:r>
+        <w:t xml:space="preserve">: La Serie A italiana y la Ligue 1 francesa inician profundamente en este cuadrante, caracterizado por propietarios privados que actúan como entidades comerciales individuales. Sin embargo, la Serie A exhibe una clara trayectoria ascendente (</w:t>
+      </w:r>
+      <m:oMath>
+        <m:r>
+          <m:t>y</m:t>
+        </m:r>
+        <m:r>
+          <m:rPr>
+            <m:sty m:val="p"/>
+          </m:rPr>
+          <m:t>=</m:t>
+        </m:r>
+        <m:r>
+          <m:rPr>
+            <m:sty m:val="p"/>
+          </m:rPr>
+          <m:t>−</m:t>
+        </m:r>
+        <m:r>
+          <m:t>1.55</m:t>
+        </m:r>
+      </m:oMath>
+      <w:r>
+        <w:t xml:space="preserve"> </w:t>
+      </w:r>
+      <w:r>
+        <w:t xml:space="preserve">en 2019 a</w:t>
+      </w:r>
+      <w:r>
+        <w:t xml:space="preserve"> </w:t>
+      </w:r>
+      <m:oMath>
+        <m:r>
+          <m:t>y</m:t>
+        </m:r>
+        <m:r>
+          <m:rPr>
+            <m:sty m:val="p"/>
+          </m:rPr>
+          <m:t>=</m:t>
+        </m:r>
+        <m:r>
+          <m:rPr>
+            <m:sty m:val="p"/>
+          </m:rPr>
+          <m:t>−</m:t>
+        </m:r>
+        <m:r>
+          <m:t>0.36</m:t>
+        </m:r>
+      </m:oMath>
+      <w:r>
+        <w:t xml:space="preserve"> </w:t>
+      </w:r>
+      <w:r>
+        <w:t xml:space="preserve">en 2024), aproximándose al Cuadrante I a medida que los fondos y consorcios institucionales desplazan a los propietarios familiares locales.</w:t>
+      </w:r>
+      <w:r>
+        <w:t xml:space="preserve"> </w:t>
+      </w:r>
+      <w:r>
+        <w:t xml:space="preserve">*</w:t>
+      </w:r>
+      <w:r>
+        <w:t xml:space="preserve"> </w:t>
+      </w:r>
+      <w:r>
+        <w:rPr>
+          <w:b/>
+          <w:bCs/>
+        </w:rPr>
+        <w:t xml:space="preserve">Cuadrante I (Financiarización Transnacional MCO - Arriba a la Derecha)</w:t>
+      </w:r>
+      <w:r>
+        <w:t xml:space="preserve">: Representa el ecosistema más financiarizado e integrado en redes globales. La Premier League y la Ligue 1 oscilan dinámicamente cruzando las fronteras de este cuadrante. La Premier League termina en 2024 en el límite superior (</w:t>
+      </w:r>
+      <m:oMath>
+        <m:r>
+          <m:t>y</m:t>
+        </m:r>
+        <m:r>
+          <m:rPr>
+            <m:sty m:val="p"/>
+          </m:rPr>
+          <m:t>=</m:t>
+        </m:r>
+        <m:r>
+          <m:t>2.62</m:t>
+        </m:r>
+      </m:oMath>
+      <w:r>
+        <w:t xml:space="preserve">) por su altísima tasa de multipropiedad, consolidando una trayectoria de financiarización globalizada sin retorno al modelo tradicional.</w:t>
+      </w:r>
+    </w:p>
+    <w:bookmarkEnd w:id="52"/>
+    <w:bookmarkStart w:id="53" w:name="Xedb0e3c93c0cfaced78069ee5af315d957f7136"/>
     <w:p>
       <w:pPr>
         <w:pStyle w:val="Heading3"/>
@@ -3791,9 +4508,9 @@
         </w:pict>
       </w:r>
     </w:p>
-    <w:bookmarkEnd w:id="50"/>
-    <w:bookmarkEnd w:id="51"/>
-    <w:bookmarkStart w:id="53" w:name="sensibilidad-robustez-y-reproducibilidad"/>
+    <w:bookmarkEnd w:id="53"/>
+    <w:bookmarkEnd w:id="54"/>
+    <w:bookmarkStart w:id="56" w:name="sensibilidad-robustez-y-reproducibilidad"/>
     <w:p>
       <w:pPr>
         <w:pStyle w:val="Heading2"/>
@@ -4015,7 +4732,7 @@
         <w:t xml:space="preserve">, validando rigurosamente que la presencia de datos no resueltos no introduce sesgos ni afecta la validez configuracional del estudio.</w:t>
       </w:r>
     </w:p>
-    <w:bookmarkStart w:id="52" w:name="Xee902a15831d344c9e61b55d75a28a3df3665c8"/>
+    <w:bookmarkStart w:id="55" w:name="Xee902a15831d344c9e61b55d75a28a3df3665c8"/>
     <w:p>
       <w:pPr>
         <w:pStyle w:val="Heading3"/>
@@ -4157,9 +4874,9 @@
         </w:pict>
       </w:r>
     </w:p>
-    <w:bookmarkEnd w:id="52"/>
-    <w:bookmarkEnd w:id="53"/>
-    <w:bookmarkStart w:id="54" w:name="referencias-bibliográficas"/>
+    <w:bookmarkEnd w:id="55"/>
+    <w:bookmarkEnd w:id="56"/>
+    <w:bookmarkStart w:id="57" w:name="referencias-bibliográficas"/>
     <w:p>
       <w:pPr>
         <w:pStyle w:val="Heading2"/>
@@ -4357,8 +5074,8 @@
         <w:t xml:space="preserve">. U.S. DOJ &amp; FTC. https://www.ftc.gov/reports/merger-guidelines-2023</w:t>
       </w:r>
     </w:p>
-    <w:bookmarkEnd w:id="54"/>
-    <w:bookmarkEnd w:id="55"/>
+    <w:bookmarkEnd w:id="57"/>
+    <w:bookmarkEnd w:id="58"/>
     <w:sectPr>
       <w:footnotePr>
         <w:numRestart w:val="eachSect"/>
